--- a/docs/assets/files/Manuscript.docx
+++ b/docs/assets/files/Manuscript.docx
@@ -5573,7 +5573,7 @@
           <w:i w:val="0"/>
           <w:sz w:val="24"/>
         </w:rPr>
-        <w:t>PRISMA 2020 flow diagram of study identification, screening, and inclusion, with databases and the preprint server on the left and other methods on the right. CENTRAL, Cochrane Central Register of Controlled Trials.</w:t>
+        <w:t>PRISMA 2020 flow diagram of study identification, screening, and inclusion, with databases and the preprint server on the left and other methods on the right. Other methods are Google Scholar, citation searching, and sources supplied by the clinical team.</w:t>
       </w:r>
     </w:p>
     <w:p>
@@ -5593,7 +5593,7 @@
           <w:i w:val="0"/>
           <w:sz w:val="24"/>
         </w:rPr>
-        <w:t>Evidence map of domains against tumor category. Bubble size is the number of core studies and shading is the share of graded studies at Oxford Centre for Evidence-Based Medicine level 2. Trial protocols are excluded.</w:t>
+        <w:t>Evidence map of domains against tumor category. Bubble size is the number of core studies and shading is the share of graded studies at Oxford Centre for Evidence-Based Medicine level 2. Trial protocols are excluded from the bubbles but counted in the column totals.</w:t>
       </w:r>
     </w:p>
     <w:p>

--- a/docs/assets/files/Manuscript.docx
+++ b/docs/assets/files/Manuscript.docx
@@ -5613,7 +5613,7 @@
           <w:i w:val="0"/>
           <w:sz w:val="24"/>
         </w:rPr>
-        <w:t>Conceptual two-hit model. The tumor supplies the first hit and perioperative brain injury the second. No core study tested the interaction between the hits. DWI, diffusion-weighted imaging. GFAP, glial fibrillary acidic protein. NfL, neurofilament light chain.</w:t>
+        <w:t>Conceptual two-hit model. The tumor supplies the first hit, and surgery and anesthesia supply the second hit. The curves are hypothesized to illustrate the model and are not plotted from study data. The findings listed under each phase come from the core studies, and none tested the interaction between the hits. DWI, diffusion-weighted imaging. GFAP, glial fibrillary acidic protein. NfL, neurofilament light chain.</w:t>
       </w:r>
     </w:p>
     <w:p>

--- a/docs/assets/files/Manuscript.docx
+++ b/docs/assets/files/Manuscript.docx
@@ -5613,7 +5613,7 @@
           <w:i w:val="0"/>
           <w:sz w:val="24"/>
         </w:rPr>
-        <w:t>Conceptual two-hit model. The tumor supplies the first hit, and surgery and anesthesia supply the second hit. The curves are hypothesized to illustrate the model and are not plotted from study data. The findings listed under each phase come from the core studies, and none tested the interaction between the hits. DWI, diffusion-weighted imaging. GFAP, glial fibrillary acidic protein. NfL, neurofilament light chain.</w:t>
+        <w:t>Evidence for each component of the two-hit model, with the tumor as the first hit and surgery and anesthesia as the second hit. Dots show the number of core studies with data on each item, and a study can appear in more than one row. Color shows whether the findings of those studies point the same way. No core study tested the interaction between the hits.</w:t>
       </w:r>
     </w:p>
     <w:p>
